--- a/public/profiles/the-daily-akash-profile-bn.docx
+++ b/public/profiles/the-daily-akash-profile-bn.docx
@@ -98,13 +98,13 @@
         <w:tblLook w:firstColumn="1" w:firstRow="1" w:lastColumn="0" w:lastRow="0" w:noHBand="0" w:noVBand="1" w:val="04A0"/>
       </w:tblPr>
       <w:tblGrid>
-        <w:gridCol w:w="4819"/>
-        <w:gridCol w:w="4819"/>
+        <w:gridCol w:w="4706"/>
+        <w:gridCol w:w="4706"/>
       </w:tblGrid>
       <w:tr>
         <w:tc>
           <w:tcPr>
-            <w:tcW w:type="dxa" w:w="4819"/>
+            <w:tcW w:type="dxa" w:w="4706"/>
           </w:tcPr>
           <w:p>
             <w:r>
@@ -118,7 +118,7 @@
         </w:tc>
         <w:tc>
           <w:tcPr>
-            <w:tcW w:type="dxa" w:w="4819"/>
+            <w:tcW w:type="dxa" w:w="4706"/>
           </w:tcPr>
           <w:p>
             <w:r>
@@ -130,7 +130,7 @@
       <w:tr>
         <w:tc>
           <w:tcPr>
-            <w:tcW w:type="dxa" w:w="4819"/>
+            <w:tcW w:type="dxa" w:w="4706"/>
           </w:tcPr>
           <w:p>
             <w:r>
@@ -144,7 +144,7 @@
         </w:tc>
         <w:tc>
           <w:tcPr>
-            <w:tcW w:type="dxa" w:w="4819"/>
+            <w:tcW w:type="dxa" w:w="4706"/>
           </w:tcPr>
           <w:p>
             <w:r>
@@ -156,7 +156,7 @@
       <w:tr>
         <w:tc>
           <w:tcPr>
-            <w:tcW w:type="dxa" w:w="4819"/>
+            <w:tcW w:type="dxa" w:w="4706"/>
           </w:tcPr>
           <w:p>
             <w:r>
@@ -170,7 +170,7 @@
         </w:tc>
         <w:tc>
           <w:tcPr>
-            <w:tcW w:type="dxa" w:w="4819"/>
+            <w:tcW w:type="dxa" w:w="4706"/>
           </w:tcPr>
           <w:p>
             <w:r>
@@ -427,13 +427,13 @@
         <w:tblLook w:firstColumn="1" w:firstRow="1" w:lastColumn="0" w:lastRow="0" w:noHBand="0" w:noVBand="1" w:val="04A0"/>
       </w:tblPr>
       <w:tblGrid>
-        <w:gridCol w:w="4819"/>
-        <w:gridCol w:w="4819"/>
+        <w:gridCol w:w="4706"/>
+        <w:gridCol w:w="4706"/>
       </w:tblGrid>
       <w:tr>
         <w:tc>
           <w:tcPr>
-            <w:tcW w:type="dxa" w:w="4819"/>
+            <w:tcW w:type="dxa" w:w="4706"/>
           </w:tcPr>
           <w:p>
             <w:r>
@@ -447,7 +447,7 @@
         </w:tc>
         <w:tc>
           <w:tcPr>
-            <w:tcW w:type="dxa" w:w="4819"/>
+            <w:tcW w:type="dxa" w:w="4706"/>
           </w:tcPr>
           <w:p>
             <w:r>
@@ -463,7 +463,7 @@
       <w:tr>
         <w:tc>
           <w:tcPr>
-            <w:tcW w:type="dxa" w:w="4819"/>
+            <w:tcW w:type="dxa" w:w="4706"/>
           </w:tcPr>
           <w:p>
             <w:r>
@@ -473,7 +473,7 @@
         </w:tc>
         <w:tc>
           <w:tcPr>
-            <w:tcW w:type="dxa" w:w="4819"/>
+            <w:tcW w:type="dxa" w:w="4706"/>
           </w:tcPr>
           <w:p>
             <w:r>
@@ -485,7 +485,7 @@
       <w:tr>
         <w:tc>
           <w:tcPr>
-            <w:tcW w:type="dxa" w:w="4819"/>
+            <w:tcW w:type="dxa" w:w="4706"/>
           </w:tcPr>
           <w:p>
             <w:r>
@@ -495,7 +495,7 @@
         </w:tc>
         <w:tc>
           <w:tcPr>
-            <w:tcW w:type="dxa" w:w="4819"/>
+            <w:tcW w:type="dxa" w:w="4706"/>
           </w:tcPr>
           <w:p>
             <w:r>
@@ -507,7 +507,7 @@
       <w:tr>
         <w:tc>
           <w:tcPr>
-            <w:tcW w:type="dxa" w:w="4819"/>
+            <w:tcW w:type="dxa" w:w="4706"/>
           </w:tcPr>
           <w:p>
             <w:r>
@@ -517,7 +517,7 @@
         </w:tc>
         <w:tc>
           <w:tcPr>
-            <w:tcW w:type="dxa" w:w="4819"/>
+            <w:tcW w:type="dxa" w:w="4706"/>
           </w:tcPr>
           <w:p>
             <w:r>
@@ -529,7 +529,7 @@
       <w:tr>
         <w:tc>
           <w:tcPr>
-            <w:tcW w:type="dxa" w:w="4819"/>
+            <w:tcW w:type="dxa" w:w="4706"/>
           </w:tcPr>
           <w:p>
             <w:r>
@@ -539,7 +539,7 @@
         </w:tc>
         <w:tc>
           <w:tcPr>
-            <w:tcW w:type="dxa" w:w="4819"/>
+            <w:tcW w:type="dxa" w:w="4706"/>
           </w:tcPr>
           <w:p>
             <w:r>
@@ -592,10 +592,22 @@
         <w:t>Block-A, Road-3, House-127 (Green View), 1st Floor, Mirpur-12, Dhaka-1216</w:t>
       </w:r>
     </w:p>
+    <w:p>
+      <w:pPr>
+        <w:jc w:val="center"/>
+      </w:pPr>
+      <w:r>
+        <w:rPr>
+          <w:color w:val="5A5A5A"/>
+          <w:sz w:val="16"/>
+        </w:rPr>
+        <w:t>দ্য ডেইলি আকাশ — প্রজেক্ট প্রোফাইল (সম্পাদনাযোগ্য সংস্করণ)</w:t>
+      </w:r>
+    </w:p>
     <w:sectPr>
-      <w:footerReference w:type="default" r:id="rId9"/>
+      <w:headerReference w:type="default" r:id="rId9"/>
       <w:pgSz w:w="11906" w:h="16838"/>
-      <w:pgMar w:top="1247" w:right="1134" w:bottom="1247" w:left="1134" w:header="720" w:footer="720" w:gutter="0"/>
+      <w:pgMar w:top="2721" w:right="1247" w:bottom="1871" w:left="1247" w:header="720" w:footer="720" w:gutter="0"/>
       <w:cols w:space="720"/>
       <w:docGrid w:linePitch="360"/>
     </w:sectPr>
@@ -603,22 +615,57 @@
 </w:document>
 </file>
 
-<file path=word/footer1.xml><?xml version="1.0" encoding="utf-8"?>
-<w:ftr xmlns:m="http://schemas.openxmlformats.org/officeDocument/2006/math" xmlns:mc="http://schemas.openxmlformats.org/markup-compatibility/2006" xmlns:mo="http://schemas.microsoft.com/office/mac/office/2008/main" xmlns:mv="urn:schemas-microsoft-com:mac:vml" xmlns:o="urn:schemas-microsoft-com:office:office" xmlns:r="http://schemas.openxmlformats.org/officeDocument/2006/relationships" xmlns:v="urn:schemas-microsoft-com:vml" xmlns:w10="urn:schemas-microsoft-com:office:word" xmlns:w14="http://schemas.microsoft.com/office/word/2010/wordml" xmlns:w="http://schemas.openxmlformats.org/wordprocessingml/2006/main" xmlns:wne="http://schemas.microsoft.com/office/word/2006/wordml" xmlns:wp14="http://schemas.microsoft.com/office/word/2010/wordprocessingDrawing" xmlns:wp="http://schemas.openxmlformats.org/drawingml/2006/wordprocessingDrawing" xmlns:wpc="http://schemas.microsoft.com/office/word/2010/wordprocessingCanvas" xmlns:wpg="http://schemas.microsoft.com/office/word/2010/wordprocessingGroup" xmlns:wpi="http://schemas.microsoft.com/office/word/2010/wordprocessingInk" xmlns:wps="http://schemas.microsoft.com/office/word/2010/wordprocessingShape" mc:Ignorable="w14 wp14">
+<file path=word/header1.xml><?xml version="1.0" encoding="utf-8"?>
+<w:hdr xmlns:m="http://schemas.openxmlformats.org/officeDocument/2006/math" xmlns:mc="http://schemas.openxmlformats.org/markup-compatibility/2006" xmlns:mo="http://schemas.microsoft.com/office/mac/office/2008/main" xmlns:mv="urn:schemas-microsoft-com:mac:vml" xmlns:o="urn:schemas-microsoft-com:office:office" xmlns:r="http://schemas.openxmlformats.org/officeDocument/2006/relationships" xmlns:v="urn:schemas-microsoft-com:vml" xmlns:w10="urn:schemas-microsoft-com:office:word" xmlns:w14="http://schemas.microsoft.com/office/word/2010/wordml" xmlns:w="http://schemas.openxmlformats.org/wordprocessingml/2006/main" xmlns:wne="http://schemas.microsoft.com/office/word/2006/wordml" xmlns:wp14="http://schemas.microsoft.com/office/word/2010/wordprocessingDrawing" xmlns:wp="http://schemas.openxmlformats.org/drawingml/2006/wordprocessingDrawing" xmlns:wpc="http://schemas.microsoft.com/office/word/2010/wordprocessingCanvas" xmlns:wpg="http://schemas.microsoft.com/office/word/2010/wordprocessingGroup" xmlns:wpi="http://schemas.microsoft.com/office/word/2010/wordprocessingInk" xmlns:wps="http://schemas.microsoft.com/office/word/2010/wordprocessingShape" mc:Ignorable="w14 wp14">
   <w:p>
     <w:pPr>
-      <w:pStyle w:val="Footer"/>
-      <w:jc w:val="center"/>
-    </w:pPr>
-    <w:r>
-      <w:rPr>
-        <w:color w:val="5A5A5A"/>
-        <w:sz w:val="16"/>
-      </w:rPr>
-      <w:t>দ্য ডেইলি আকাশ — প্রজেক্ট প্রোফাইল (সম্পাদনাযোগ্য সংস্করণ)</w:t>
+      <w:pStyle w:val="Header"/>
+    </w:pPr>
+    <w:r xmlns:a="http://schemas.openxmlformats.org/drawingml/2006/main" xmlns:pic="http://schemas.openxmlformats.org/drawingml/2006/picture">
+      <w:drawing>
+        <wp:anchor behindDoc="1" locked="0" layoutInCell="1" allowOverlap="1" relativeHeight="0" simplePos="0">
+          <wp:simplePos x="0" y="0"/>
+          <wp:positionH relativeFrom="page">
+            <wp:posOffset>0</wp:posOffset>
+          </wp:positionH>
+          <wp:positionV relativeFrom="page">
+            <wp:posOffset>0</wp:posOffset>
+          </wp:positionV>
+          <wp:extent cx="7560000" cy="10692000"/>
+          <wp:effectExtent l="0" t="0" r="0" b="0"/>
+          <wp:wrapNone/>
+          <wp:docPr id="1" name="YessLetterhead" descr="Yess Bangla official letterhead pad"/>
+          <wp:cNvGraphicFramePr/>
+          <a:graphic>
+            <a:graphicData uri="http://schemas.openxmlformats.org/drawingml/2006/picture">
+              <pic:pic>
+                <pic:nvPicPr>
+                  <pic:cNvPr id="0" name="yess-bangla-letterhead.jpeg"/>
+                  <pic:cNvPicPr/>
+                </pic:nvPicPr>
+                <pic:blipFill>
+                  <a:blip r:embed="rId1"/>
+                  <a:stretch>
+                    <a:fillRect/>
+                  </a:stretch>
+                </pic:blipFill>
+                <pic:spPr>
+                  <a:xfrm>
+                    <a:off x="0" y="0"/>
+                    <a:ext cx="7560000" cy="10692000"/>
+                  </a:xfrm>
+                  <a:prstGeom prst="rect">
+                    <a:avLst/>
+                  </a:prstGeom>
+                </pic:spPr>
+              </pic:pic>
+            </a:graphicData>
+          </a:graphic>
+        </wp:anchor>
+      </w:drawing>
     </w:r>
   </w:p>
-</w:ftr>
+</w:hdr>
 </file>
 
 <file path=word/numbering.xml><?xml version="1.0" encoding="utf-8"?>
